--- a/Task 03.docx
+++ b/Task 03.docx
@@ -17,7 +17,7 @@
           <w:bCs/>
           <w:lang w:bidi="ar-EG"/>
         </w:rPr>
-        <w:t>Part B — Testing a payments endpoint (written, no code)</w:t>
+        <w:t xml:space="preserve">Part B — Testing a payments endpoint </w:t>
       </w:r>
     </w:p>
     <w:p>
@@ -39,81 +39,7 @@
         <w:rPr>
           <w:lang w:bidi="ar-EG"/>
         </w:rPr>
-        <w:t>What are the highest-risk scenarios you would test on this endpoint? Focus on what makes</w:t>
-      </w:r>
-    </w:p>
-    <w:p>
-      <w:pPr>
-        <w:bidi w:val="0"/>
-        <w:rPr>
-          <w:i/>
-          <w:iCs/>
-          <w:lang w:bidi="ar-EG"/>
-        </w:rPr>
-      </w:pPr>
-      <w:r>
-        <w:rPr>
-          <w:lang w:bidi="ar-EG"/>
-        </w:rPr>
-        <w:t xml:space="preserve">this a </w:t>
-      </w:r>
-      <w:r>
-        <w:rPr>
-          <w:i/>
-          <w:iCs/>
-          <w:lang w:bidi="ar-EG"/>
-        </w:rPr>
-        <w:t xml:space="preserve">money </w:t>
-      </w:r>
-      <w:r>
-        <w:rPr>
-          <w:lang w:bidi="ar-EG"/>
-        </w:rPr>
-        <w:t xml:space="preserve">endpoint rather than an ordinary CRUD endpoint. </w:t>
-      </w:r>
-      <w:r>
-        <w:rPr>
-          <w:i/>
-          <w:iCs/>
-          <w:lang w:bidi="ar-EG"/>
-        </w:rPr>
-        <w:t>(Include what you would do</w:t>
-      </w:r>
-    </w:p>
-    <w:p>
-      <w:pPr>
-        <w:bidi w:val="0"/>
-        <w:rPr>
-          <w:i/>
-          <w:iCs/>
-          <w:lang w:bidi="ar-EG"/>
-        </w:rPr>
-      </w:pPr>
-      <w:r>
-        <w:rPr>
-          <w:i/>
-          <w:iCs/>
-          <w:lang w:bidi="ar-EG"/>
-        </w:rPr>
-        <w:t xml:space="preserve">about the amount object — value, currency, precision — and about the limit and </w:t>
-      </w:r>
-      <w:proofErr w:type="spellStart"/>
-      <w:r>
-        <w:rPr>
-          <w:i/>
-          <w:iCs/>
-          <w:lang w:bidi="ar-EG"/>
-        </w:rPr>
-        <w:t>insufficientfunds</w:t>
-      </w:r>
-      <w:proofErr w:type="spellEnd"/>
-      <w:r>
-        <w:rPr>
-          <w:i/>
-          <w:iCs/>
-          <w:lang w:bidi="ar-EG"/>
-        </w:rPr>
-        <w:t xml:space="preserve"> paths.)</w:t>
+        <w:t>highest-risk scenarios would test on this endpoint</w:t>
       </w:r>
     </w:p>
     <w:p>
@@ -132,58 +58,8 @@
         <w:rPr>
           <w:lang w:bidi="ar-EG"/>
         </w:rPr>
-        <w:t>Amount validation (</w:t>
-      </w:r>
-      <w:proofErr w:type="gramStart"/>
-      <w:r>
-        <w:rPr>
-          <w:lang w:bidi="ar-EG"/>
-        </w:rPr>
-        <w:t>positive ,</w:t>
-      </w:r>
-      <w:proofErr w:type="gramEnd"/>
-      <w:r>
-        <w:rPr>
-          <w:lang w:bidi="ar-EG"/>
-        </w:rPr>
-        <w:t xml:space="preserve"> </w:t>
-      </w:r>
-      <w:proofErr w:type="gramStart"/>
-      <w:r>
-        <w:rPr>
-          <w:lang w:bidi="ar-EG"/>
-        </w:rPr>
-        <w:t>negative ,</w:t>
-      </w:r>
-      <w:proofErr w:type="gramEnd"/>
-      <w:r>
-        <w:rPr>
-          <w:lang w:bidi="ar-EG"/>
-        </w:rPr>
-        <w:t xml:space="preserve"> zero values, not </w:t>
-      </w:r>
-      <w:proofErr w:type="gramStart"/>
-      <w:r>
-        <w:rPr>
-          <w:lang w:bidi="ar-EG"/>
-        </w:rPr>
-        <w:t>empty ,</w:t>
-      </w:r>
-      <w:proofErr w:type="gramEnd"/>
-      <w:r>
-        <w:rPr>
-          <w:lang w:bidi="ar-EG"/>
-        </w:rPr>
-        <w:t xml:space="preserve"> </w:t>
-      </w:r>
-      <w:proofErr w:type="gramStart"/>
-      <w:r>
-        <w:rPr>
-          <w:lang w:bidi="ar-EG"/>
-        </w:rPr>
-        <w:t>decimals )</w:t>
-      </w:r>
-      <w:proofErr w:type="gramEnd"/>
+        <w:t>Amount validation (positive , negative , zero values, not empty , decimals )</w:t>
+      </w:r>
     </w:p>
     <w:p>
       <w:pPr>
@@ -239,34 +115,14 @@
         <w:rPr>
           <w:lang w:bidi="ar-EG"/>
         </w:rPr>
-        <w:t xml:space="preserve">verify </w:t>
-      </w:r>
-      <w:r>
-        <w:rPr>
-          <w:lang w:bidi="ar-EG"/>
-        </w:rPr>
-        <w:t xml:space="preserve">accounts are </w:t>
-      </w:r>
-      <w:r>
-        <w:rPr>
-          <w:lang w:bidi="ar-EG"/>
-        </w:rPr>
-        <w:t xml:space="preserve">mandatory </w:t>
-      </w:r>
-      <w:r>
-        <w:rPr>
-          <w:lang w:bidi="ar-EG"/>
-        </w:rPr>
-        <w:t>(</w:t>
-      </w:r>
-      <w:proofErr w:type="spellStart"/>
+        <w:t>verify accounts are mandatory (</w:t>
+      </w:r>
       <w:r>
         <w:rPr>
           <w:lang w:bidi="ar-EG"/>
         </w:rPr>
         <w:t>sourceAccountId</w:t>
       </w:r>
-      <w:proofErr w:type="spellEnd"/>
       <w:r>
         <w:rPr>
           <w:lang w:bidi="ar-EG"/>
@@ -280,14 +136,12 @@
         </w:rPr>
         <w:t xml:space="preserve"> </w:t>
       </w:r>
-      <w:proofErr w:type="spellStart"/>
       <w:r>
         <w:rPr>
           <w:lang w:bidi="ar-EG"/>
         </w:rPr>
         <w:t>beneficiaryId</w:t>
       </w:r>
-      <w:proofErr w:type="spellEnd"/>
       <w:r>
         <w:rPr>
           <w:lang w:bidi="ar-EG"/>
@@ -313,33 +167,17 @@
         </w:rPr>
         <w:t xml:space="preserve">verify </w:t>
       </w:r>
-      <w:proofErr w:type="spellStart"/>
       <w:r>
         <w:rPr>
           <w:lang w:bidi="ar-EG"/>
         </w:rPr>
         <w:t>purposeCode</w:t>
       </w:r>
-      <w:proofErr w:type="spellEnd"/>
-      <w:r>
-        <w:rPr>
-          <w:lang w:bidi="ar-EG"/>
-        </w:rPr>
-        <w:t xml:space="preserve"> is </w:t>
-      </w:r>
-      <w:proofErr w:type="spellStart"/>
-      <w:r>
-        <w:rPr>
-          <w:lang w:bidi="ar-EG"/>
-        </w:rPr>
-        <w:t>mendatory</w:t>
-      </w:r>
-      <w:proofErr w:type="spellEnd"/>
-      <w:r>
-        <w:rPr>
-          <w:lang w:bidi="ar-EG"/>
-        </w:rPr>
-        <w:t xml:space="preserve"> </w:t>
+      <w:r>
+        <w:rPr>
+          <w:lang w:bidi="ar-EG"/>
+        </w:rPr>
+        <w:t xml:space="preserve"> is mendatory </w:t>
       </w:r>
     </w:p>
     <w:p>
@@ -416,35 +254,7 @@
         <w:rPr>
           <w:lang w:bidi="ar-EG"/>
         </w:rPr>
-        <w:t xml:space="preserve">Verify transaction limits (in </w:t>
-      </w:r>
-      <w:proofErr w:type="gramStart"/>
-      <w:r>
-        <w:rPr>
-          <w:lang w:bidi="ar-EG"/>
-        </w:rPr>
-        <w:t>limit ,</w:t>
-      </w:r>
-      <w:proofErr w:type="gramEnd"/>
-      <w:r>
-        <w:rPr>
-          <w:lang w:bidi="ar-EG"/>
-        </w:rPr>
-        <w:t xml:space="preserve"> exceed </w:t>
-      </w:r>
-      <w:proofErr w:type="gramStart"/>
-      <w:r>
-        <w:rPr>
-          <w:lang w:bidi="ar-EG"/>
-        </w:rPr>
-        <w:t>limit ,</w:t>
-      </w:r>
-      <w:proofErr w:type="gramEnd"/>
-      <w:r>
-        <w:rPr>
-          <w:lang w:bidi="ar-EG"/>
-        </w:rPr>
-        <w:t xml:space="preserve"> under Daily limit)</w:t>
+        <w:t>Verify transaction limits (in limit , exceed limit , under Daily limit)</w:t>
       </w:r>
     </w:p>
     <w:p>
@@ -527,27 +337,13 @@
         <w:rPr>
           <w:lang w:bidi="ar-EG"/>
         </w:rPr>
-        <w:t xml:space="preserve">Verify </w:t>
-      </w:r>
-      <w:proofErr w:type="gramStart"/>
-      <w:r>
-        <w:rPr>
-          <w:lang w:bidi="ar-EG"/>
-        </w:rPr>
-        <w:t xml:space="preserve">retries </w:t>
-      </w:r>
-      <w:r>
-        <w:rPr>
-          <w:lang w:bidi="ar-EG"/>
-        </w:rPr>
-        <w:t xml:space="preserve"> after</w:t>
-      </w:r>
-      <w:proofErr w:type="gramEnd"/>
-      <w:r>
-        <w:rPr>
-          <w:lang w:bidi="ar-EG"/>
-        </w:rPr>
-        <w:t xml:space="preserve"> fail </w:t>
+        <w:t xml:space="preserve">Verify retries </w:t>
+      </w:r>
+      <w:r>
+        <w:rPr>
+          <w:lang w:bidi="ar-EG"/>
+        </w:rPr>
+        <w:t xml:space="preserve"> after fail </w:t>
       </w:r>
       <w:r>
         <w:rPr>
@@ -572,34 +368,14 @@
         <w:rPr>
           <w:lang w:bidi="ar-EG"/>
         </w:rPr>
-        <w:t xml:space="preserve">verify accounts </w:t>
-      </w:r>
-      <w:r>
-        <w:rPr>
-          <w:lang w:bidi="ar-EG"/>
-        </w:rPr>
-        <w:t xml:space="preserve">validations </w:t>
-      </w:r>
-      <w:r>
-        <w:rPr>
-          <w:lang w:bidi="ar-EG"/>
-        </w:rPr>
-        <w:t>(</w:t>
-      </w:r>
-      <w:r>
-        <w:rPr>
-          <w:lang w:bidi="ar-EG"/>
-        </w:rPr>
-        <w:t xml:space="preserve">invalid </w:t>
-      </w:r>
-      <w:proofErr w:type="spellStart"/>
+        <w:t xml:space="preserve">verify accounts validations (invalid </w:t>
+      </w:r>
       <w:r>
         <w:rPr>
           <w:lang w:bidi="ar-EG"/>
         </w:rPr>
         <w:t>sourceAccountId</w:t>
       </w:r>
-      <w:proofErr w:type="spellEnd"/>
       <w:r>
         <w:rPr>
           <w:lang w:bidi="ar-EG"/>
@@ -613,14 +389,12 @@
         </w:rPr>
         <w:t xml:space="preserve"> </w:t>
       </w:r>
-      <w:proofErr w:type="spellStart"/>
       <w:r>
         <w:rPr>
           <w:lang w:bidi="ar-EG"/>
         </w:rPr>
         <w:t>beneficiaryId</w:t>
       </w:r>
-      <w:proofErr w:type="spellEnd"/>
       <w:r>
         <w:rPr>
           <w:lang w:bidi="ar-EG"/>
@@ -646,14 +420,12 @@
         </w:rPr>
         <w:t>verify accounts validations (</w:t>
       </w:r>
-      <w:proofErr w:type="spellStart"/>
       <w:r>
         <w:rPr>
           <w:lang w:bidi="ar-EG"/>
         </w:rPr>
         <w:t>sourceAccountId</w:t>
       </w:r>
-      <w:proofErr w:type="spellEnd"/>
       <w:r>
         <w:rPr>
           <w:lang w:bidi="ar-EG"/>
@@ -673,14 +445,12 @@
         </w:rPr>
         <w:t xml:space="preserve">invalid </w:t>
       </w:r>
-      <w:proofErr w:type="spellStart"/>
       <w:r>
         <w:rPr>
           <w:lang w:bidi="ar-EG"/>
         </w:rPr>
         <w:t>beneficiaryId</w:t>
       </w:r>
-      <w:proofErr w:type="spellEnd"/>
       <w:r>
         <w:rPr>
           <w:lang w:bidi="ar-EG"/>
@@ -705,21 +475,7 @@
         <w:rPr>
           <w:lang w:bidi="ar-EG"/>
         </w:rPr>
-        <w:t xml:space="preserve">verify accounts validations (invalid </w:t>
-      </w:r>
-      <w:proofErr w:type="spellStart"/>
-      <w:r>
-        <w:rPr>
-          <w:lang w:bidi="ar-EG"/>
-        </w:rPr>
-        <w:t>sourceAccountId</w:t>
-      </w:r>
-      <w:proofErr w:type="spellEnd"/>
-      <w:r>
-        <w:rPr>
-          <w:lang w:bidi="ar-EG"/>
-        </w:rPr>
-        <w:t>,</w:t>
+        <w:t>verify accounts validations (invalid sourceAccountId,</w:t>
       </w:r>
       <w:r>
         <w:rPr>
@@ -735,19 +491,11 @@
         </w:rPr>
         <w:t xml:space="preserve">invalid </w:t>
       </w:r>
-      <w:proofErr w:type="spellStart"/>
-      <w:r>
-        <w:rPr>
-          <w:lang w:bidi="ar-EG"/>
-        </w:rPr>
-        <w:t>beneficiaryId</w:t>
-      </w:r>
-      <w:proofErr w:type="spellEnd"/>
-      <w:r>
-        <w:rPr>
-          <w:lang w:bidi="ar-EG"/>
-        </w:rPr>
-        <w:t>)</w:t>
+      <w:r>
+        <w:rPr>
+          <w:lang w:bidi="ar-EG"/>
+        </w:rPr>
+        <w:t>beneficiaryId)</w:t>
       </w:r>
     </w:p>
     <w:p>
@@ -855,27 +603,13 @@
         <w:rPr>
           <w:lang w:bidi="ar-EG"/>
         </w:rPr>
-        <w:t xml:space="preserve"> prevents a client creating the same payment </w:t>
-      </w:r>
-      <w:proofErr w:type="gramStart"/>
-      <w:r>
-        <w:rPr>
-          <w:lang w:bidi="ar-EG"/>
-        </w:rPr>
-        <w:t>twice</w:t>
-      </w:r>
-      <w:r>
-        <w:rPr>
-          <w:lang w:bidi="ar-EG"/>
-        </w:rPr>
-        <w:t xml:space="preserve"> ,</w:t>
-      </w:r>
-      <w:proofErr w:type="gramEnd"/>
-      <w:r>
-        <w:rPr>
-          <w:lang w:bidi="ar-EG"/>
-        </w:rPr>
-        <w:t xml:space="preserve"> </w:t>
+        <w:t xml:space="preserve"> prevents a client creating the same payment twice</w:t>
+      </w:r>
+      <w:r>
+        <w:rPr>
+          <w:lang w:bidi="ar-EG"/>
+        </w:rPr>
+        <w:t xml:space="preserve"> , </w:t>
       </w:r>
       <w:r>
         <w:rPr>
@@ -1075,29 +809,12 @@
           <w:lang w:bidi="ar-EG"/>
         </w:rPr>
       </w:pPr>
-    </w:p>
-    <w:p>
-      <w:pPr>
-        <w:bidi w:val="0"/>
-        <w:rPr>
-          <w:lang w:bidi="ar-EG"/>
-        </w:rPr>
-      </w:pPr>
-    </w:p>
-    <w:p>
-      <w:pPr>
-        <w:bidi w:val="0"/>
-        <w:rPr>
-          <w:lang w:bidi="ar-EG"/>
-        </w:rPr>
-      </w:pPr>
       <w:r>
         <w:rPr>
           <w:b/>
           <w:bCs/>
           <w:lang w:bidi="ar-EG"/>
         </w:rPr>
-        <w:lastRenderedPageBreak/>
         <w:t xml:space="preserve">3.3 </w:t>
       </w:r>
       <w:r>
@@ -1222,6 +939,7 @@
         <w:rPr>
           <w:lang w:bidi="ar-EG"/>
         </w:rPr>
+        <w:lastRenderedPageBreak/>
         <w:t>verify the exact debit including fees</w:t>
       </w:r>
     </w:p>
@@ -1295,7 +1013,6 @@
         <w:pStyle w:val="ListParagraph"/>
         <w:bidi w:val="0"/>
         <w:rPr>
-          <w:rFonts w:hint="cs"/>
           <w:rtl/>
           <w:lang w:bidi="ar-EG"/>
         </w:rPr>
@@ -2528,6 +2245,7 @@
   <w:style w:type="character" w:default="1" w:styleId="DefaultParagraphFont">
     <w:name w:val="Default Paragraph Font"/>
     <w:uiPriority w:val="1"/>
+    <w:semiHidden/>
     <w:unhideWhenUsed/>
   </w:style>
   <w:style w:type="table" w:default="1" w:styleId="TableNormal">
